--- a/Bases de Datos II/Kit docente/Clase 4/Quiz Clase 4 - VetCare.docx
+++ b/Bases de Datos II/Kit docente/Clase 4/Quiz Clase 4 - VetCare.docx
@@ -378,7 +378,7 @@
           <w:color w:val="2B2B2B"/>
           <w:sz w:val="22"/>
         </w:rPr>
-        <w:t>8. Indique RPO y RTO objetivo cualitativos para VetCare del equipo.</w:t>
+        <w:t>8. Indique RPO y RTO objetivo cualitativos para su VetCare.</w:t>
       </w:r>
     </w:p>
     <w:p>
